--- a/Reinforced_Research_Project/supplementary/Supplementary_Material.docx
+++ b/Reinforced_Research_Project/supplementary/Supplementary_Material.docx
@@ -38834,7 +38834,7 @@
               <w:jc w:val="right"/>
             </w:pPr>
             <w:r>
-              <w:t xml:space="preserve">0.840*</w:t>
+              <w:t xml:space="preserve">0.870*</w:t>
             </w:r>
           </w:p>
         </w:tc>
@@ -38992,7 +38992,7 @@
               <w:jc w:val="right"/>
             </w:pPr>
             <w:r>
-              <w:t xml:space="preserve">0.803*</w:t>
+              <w:t xml:space="preserve">0.891</w:t>
             </w:r>
           </w:p>
         </w:tc>
@@ -39150,7 +39150,7 @@
               <w:jc w:val="right"/>
             </w:pPr>
             <w:r>
-              <w:t xml:space="preserve">0.878*</w:t>
+              <w:t xml:space="preserve">0.916</w:t>
             </w:r>
           </w:p>
         </w:tc>
@@ -39308,7 +39308,7 @@
               <w:jc w:val="right"/>
             </w:pPr>
             <w:r>
-              <w:t xml:space="preserve">0.906</w:t>
+              <w:t xml:space="preserve">0.925</w:t>
             </w:r>
           </w:p>
         </w:tc>
@@ -39782,7 +39782,7 @@
               <w:jc w:val="right"/>
             </w:pPr>
             <w:r>
-              <w:t xml:space="preserve">0.797*</w:t>
+              <w:t xml:space="preserve">0.848*</w:t>
             </w:r>
           </w:p>
         </w:tc>
@@ -39940,7 +39940,7 @@
               <w:jc w:val="right"/>
             </w:pPr>
             <w:r>
-              <w:t xml:space="preserve">0.759*</w:t>
+              <w:t xml:space="preserve">0.910</w:t>
             </w:r>
           </w:p>
         </w:tc>
@@ -40098,7 +40098,7 @@
               <w:jc w:val="right"/>
             </w:pPr>
             <w:r>
-              <w:t xml:space="preserve">0.876*</w:t>
+              <w:t xml:space="preserve">0.925</w:t>
             </w:r>
           </w:p>
         </w:tc>
@@ -40256,7 +40256,7 @@
               <w:jc w:val="right"/>
             </w:pPr>
             <w:r>
-              <w:t xml:space="preserve">0.905</w:t>
+              <w:t xml:space="preserve">0.922</w:t>
             </w:r>
           </w:p>
         </w:tc>
@@ -40730,7 +40730,7 @@
               <w:jc w:val="right"/>
             </w:pPr>
             <w:r>
-              <w:t xml:space="preserve">0.813*</w:t>
+              <w:t xml:space="preserve">0.859*</w:t>
             </w:r>
           </w:p>
         </w:tc>
@@ -40888,7 +40888,7 @@
               <w:jc w:val="right"/>
             </w:pPr>
             <w:r>
-              <w:t xml:space="preserve">0.838*</w:t>
+              <w:t xml:space="preserve">0.854*</w:t>
             </w:r>
           </w:p>
         </w:tc>
@@ -41046,7 +41046,7 @@
               <w:jc w:val="right"/>
             </w:pPr>
             <w:r>
-              <w:t xml:space="preserve">0.893</w:t>
+              <w:t xml:space="preserve">0.923</w:t>
             </w:r>
           </w:p>
         </w:tc>
@@ -41204,7 +41204,7 @@
               <w:jc w:val="right"/>
             </w:pPr>
             <w:r>
-              <w:t xml:space="preserve">0.919</w:t>
+              <w:t xml:space="preserve">0.935</w:t>
             </w:r>
           </w:p>
         </w:tc>
@@ -41678,7 +41678,7 @@
               <w:jc w:val="right"/>
             </w:pPr>
             <w:r>
-              <w:t xml:space="preserve">0.904</w:t>
+              <w:t xml:space="preserve">0.923</w:t>
             </w:r>
           </w:p>
         </w:tc>
@@ -41836,7 +41836,7 @@
               <w:jc w:val="right"/>
             </w:pPr>
             <w:r>
-              <w:t xml:space="preserve">0.827*</w:t>
+              <w:t xml:space="preserve">0.934</w:t>
             </w:r>
           </w:p>
         </w:tc>
@@ -41994,7 +41994,7 @@
               <w:jc w:val="right"/>
             </w:pPr>
             <w:r>
-              <w:t xml:space="preserve">0.902</w:t>
+              <w:t xml:space="preserve">0.938</w:t>
             </w:r>
           </w:p>
         </w:tc>
@@ -42152,7 +42152,7 @@
               <w:jc w:val="right"/>
             </w:pPr>
             <w:r>
-              <w:t xml:space="preserve">0.910</w:t>
+              <w:t xml:space="preserve">0.922</w:t>
             </w:r>
           </w:p>
         </w:tc>
@@ -42626,7 +42626,7 @@
               <w:jc w:val="right"/>
             </w:pPr>
             <w:r>
-              <w:t xml:space="preserve">0.687*</w:t>
+              <w:t xml:space="preserve">0.792*</w:t>
             </w:r>
           </w:p>
         </w:tc>
@@ -42784,7 +42784,7 @@
               <w:jc w:val="right"/>
             </w:pPr>
             <w:r>
-              <w:t xml:space="preserve">0.841*</w:t>
+              <w:t xml:space="preserve">0.890</w:t>
             </w:r>
           </w:p>
         </w:tc>
@@ -42942,7 +42942,7 @@
               <w:jc w:val="right"/>
             </w:pPr>
             <w:r>
-              <w:t xml:space="preserve">0.893</w:t>
+              <w:t xml:space="preserve">0.924</w:t>
             </w:r>
           </w:p>
         </w:tc>
@@ -43100,7 +43100,7 @@
               <w:jc w:val="right"/>
             </w:pPr>
             <w:r>
-              <w:t xml:space="preserve">0.922</w:t>
+              <w:t xml:space="preserve">0.942</w:t>
             </w:r>
           </w:p>
         </w:tc>
@@ -43574,7 +43574,7 @@
               <w:jc w:val="right"/>
             </w:pPr>
             <w:r>
-              <w:t xml:space="preserve">0.834*</w:t>
+              <w:t xml:space="preserve">0.908</w:t>
             </w:r>
           </w:p>
         </w:tc>
@@ -43732,7 +43732,7 @@
               <w:jc w:val="right"/>
             </w:pPr>
             <w:r>
-              <w:t xml:space="preserve">0.794*</w:t>
+              <w:t xml:space="preserve">0.923</w:t>
             </w:r>
           </w:p>
         </w:tc>
@@ -43890,7 +43890,7 @@
               <w:jc w:val="right"/>
             </w:pPr>
             <w:r>
-              <w:t xml:space="preserve">0.869*</w:t>
+              <w:t xml:space="preserve">0.913</w:t>
             </w:r>
           </w:p>
         </w:tc>
@@ -44048,7 +44048,7 @@
               <w:jc w:val="right"/>
             </w:pPr>
             <w:r>
-              <w:t xml:space="preserve">0.904</w:t>
+              <w:t xml:space="preserve">0.919</w:t>
             </w:r>
           </w:p>
         </w:tc>
@@ -44680,7 +44680,7 @@
               <w:jc w:val="right"/>
             </w:pPr>
             <w:r>
-              <w:t xml:space="preserve">0.880*</w:t>
+              <w:t xml:space="preserve">0.882*</w:t>
             </w:r>
           </w:p>
         </w:tc>
@@ -44838,7 +44838,7 @@
               <w:jc w:val="right"/>
             </w:pPr>
             <w:r>
-              <w:t xml:space="preserve">0.911</w:t>
+              <w:t xml:space="preserve">0.912</w:t>
             </w:r>
           </w:p>
         </w:tc>
@@ -44996,7 +44996,7 @@
               <w:jc w:val="right"/>
             </w:pPr>
             <w:r>
-              <w:t xml:space="preserve">0.903</w:t>
+              <w:t xml:space="preserve">0.904</w:t>
             </w:r>
           </w:p>
         </w:tc>
@@ -45312,7 +45312,7 @@
               <w:jc w:val="right"/>
             </w:pPr>
             <w:r>
-              <w:t xml:space="preserve">0.902</w:t>
+              <w:t xml:space="preserve">0.936</w:t>
             </w:r>
           </w:p>
         </w:tc>
@@ -45470,7 +45470,7 @@
               <w:jc w:val="right"/>
             </w:pPr>
             <w:r>
-              <w:t xml:space="preserve">0.776*</w:t>
+              <w:t xml:space="preserve">0.926</w:t>
             </w:r>
           </w:p>
         </w:tc>
@@ -45628,7 +45628,7 @@
               <w:jc w:val="right"/>
             </w:pPr>
             <w:r>
-              <w:t xml:space="preserve">0.890</w:t>
+              <w:t xml:space="preserve">0.941</w:t>
             </w:r>
           </w:p>
         </w:tc>
@@ -45786,7 +45786,7 @@
               <w:jc w:val="right"/>
             </w:pPr>
             <w:r>
-              <w:t xml:space="preserve">0.911</w:t>
+              <w:t xml:space="preserve">0.930</w:t>
             </w:r>
           </w:p>
         </w:tc>
